--- a/ky/discovery-articles/7.3 Батарея технологиялары.docx
+++ b/ky/discovery-articles/7.3 Батарея технологиялары.docx
@@ -4,586 +4,387 @@
   <w:body>
     <w:p>
       <w:pPr>
-        <w:keepNext/>
-        <w:spacing w:before="280" w:after="120"/>
+        <w:pStyle w:val="Title"/>
+        <w:widowControl/>
       </w:pPr>
       <w:r>
-        <w:rPr>
-          <w:rFonts w:ascii="Calibri" w:hAnsi="Calibri" w:eastAsia="Calibri"/>
-          <w:b/>
-          <w:i w:val="0"/>
-          <w:color w:val="004E8C"/>
-          <w:sz w:val="44"/>
-        </w:rPr>
         <w:t>7.3 Батарея технологиялары</w:t>
       </w:r>
     </w:p>
     <w:p>
       <w:pPr>
-        <w:spacing w:after="80"/>
+        <w:keepNext/>
+        <w:widowControl/>
       </w:pPr>
       <w:r>
         <w:rPr>
-          <w:rFonts w:ascii="Calibri" w:hAnsi="Calibri" w:eastAsia="Calibri"/>
-          <w:b w:val="0"/>
-          <w:i/>
-          <w:color w:val="505050"/>
-          <w:sz w:val="22"/>
+          <w:sz w:val="20"/>
         </w:rPr>
-        <w:t>7. Өнүгүп келе жаткан жана түп-тамырынан өзгөртүүчү технологиялар</w:t>
-      </w:r>
-    </w:p>
-    <w:p>
-      <w:pPr>
-        <w:spacing w:after="200"/>
-      </w:pPr>
-      <w:r>
-        <w:rPr>
-          <w:rFonts w:ascii="Calibri" w:hAnsi="Calibri" w:eastAsia="Calibri"/>
-          <w:b w:val="0"/>
-          <w:i/>
-          <w:sz w:val="22"/>
-        </w:rPr>
-        <w:t>Мезгил: 1800-жыл (Вольтанын мамычасы); 1991-жыл (Sony чыгарган алгачкы коммерциялык литий-ион батареясы) | Негизги өкүлдөр: Алессандро Вольта; Жон Гуденаф, М. Стэнли Уиттингем, Акира Йошино (2019-жылдагы Нобель сыйлыгы)</w:t>
-      </w:r>
-    </w:p>
-    <w:p>
-      <w:pPr>
-        <w:spacing w:after="160" w:line="276" w:lineRule="auto"/>
-      </w:pPr>
-      <w:r>
-        <w:rPr>
-          <w:rFonts w:ascii="Calibri" w:hAnsi="Calibri" w:eastAsia="Calibri"/>
-          <w:b w:val="0"/>
-          <w:i w:val="0"/>
-          <w:sz w:val="22"/>
-        </w:rPr>
-        <w:t>Батарея химиялык энергияны сактап, керек учурда электр тогу түрүндө берет. 1990-жылдары соодага чыккан литий-ион элементтери жеңил жана кайра кубатталуучу энергия булагын көчмө түзмөктөрдүн, бара-бара автоунаалардын да кадимки бөлүгүнө айлантты.</w:t>
+        <w:t>7. Дүйнөнү өзгөрткөн жаңы технологиялар</w:t>
       </w:r>
     </w:p>
     <w:p>
       <w:pPr>
         <w:keepNext/>
-        <w:spacing w:before="240" w:after="120"/>
+        <w:widowControl/>
       </w:pPr>
       <w:r>
         <w:rPr>
-          <w:rFonts w:ascii="Calibri" w:hAnsi="Calibri" w:eastAsia="Calibri"/>
-          <w:b/>
-          <w:i w:val="0"/>
-          <w:color w:val="004E8C"/>
-          <w:sz w:val="28"/>
+          <w:sz w:val="20"/>
         </w:rPr>
-        <w:t>Негизги фактылар</w:t>
+        <w:t>Мезгил: 1800-жыл — Вольтанын мамычасы; 1991-жыл — Sony чыгарган алгачкы коммерциялык литий-ион батареясы | Негизги салым кошкондор: Алессандро Вольта; Жон Гуденаф, М. Стэнли Уиттингем, Акира Ёсино — 2019-жылкы Нобель сыйлыгынын ээлери</w:t>
+      </w:r>
+    </w:p>
+    <w:p>
+      <w:pPr>
+        <w:widowControl/>
+      </w:pPr>
+      <w:r>
+        <w:t>Батарея химиялык энергияны сактап, аны электр тогу түрүндө берет. 1990-жылдары сатыкка чыккан литий-ион элементтери жеңил, кайра кубатталуучу энергия булагын көчмө түзмөктөрдүн, бара-бара унаалардын да кадимки бөлүгүнө айлантты.</w:t>
+      </w:r>
+    </w:p>
+    <w:p>
+      <w:pPr>
+        <w:pStyle w:val="Heading1"/>
+        <w:widowControl/>
+      </w:pPr>
+      <w:r>
+        <w:t>Негизги маалыматтар</w:t>
       </w:r>
     </w:p>
     <w:p>
       <w:pPr>
         <w:pStyle w:val="ListBullet"/>
+        <w:widowControl/>
       </w:pPr>
       <w:r>
-        <w:rPr>
-          <w:rFonts w:ascii="Calibri" w:hAnsi="Calibri" w:eastAsia="Calibri"/>
-          <w:b w:val="0"/>
-          <w:i w:val="0"/>
-          <w:sz w:val="22"/>
-        </w:rPr>
-        <w:t>Алессандро Вольтанын 1800-жылы жасаган мамычасы алгачкы чыныгы батарея болгон</w:t>
+        <w:t>Алессандро Вольтанын 1800-жылкы мамычасы алгачкы чыныгы батарея болгон.</w:t>
       </w:r>
     </w:p>
     <w:p>
       <w:pPr>
         <w:pStyle w:val="ListBullet"/>
+        <w:widowControl/>
       </w:pPr>
       <w:r>
-        <w:rPr>
-          <w:rFonts w:ascii="Calibri" w:hAnsi="Calibri" w:eastAsia="Calibri"/>
-          <w:b w:val="0"/>
-          <w:i w:val="0"/>
-          <w:sz w:val="22"/>
-        </w:rPr>
-        <w:t>Гастон Планте 1859-жылы азыр да автоунааларда колдонулган коргошун-кычкыл аккумуляторун ойлоп тапкан</w:t>
+        <w:t>Гастон Планте 1859-жылы коргошун-кислоталуу аккумуляторду ойлоп тапкан; ал бүгүн да автоунааларда колдонулат.</w:t>
       </w:r>
     </w:p>
     <w:p>
       <w:pPr>
         <w:pStyle w:val="ListBullet"/>
+        <w:widowControl/>
       </w:pPr>
       <w:r>
-        <w:rPr>
-          <w:rFonts w:ascii="Calibri" w:hAnsi="Calibri" w:eastAsia="Calibri"/>
-          <w:b w:val="0"/>
-          <w:i w:val="0"/>
-          <w:sz w:val="22"/>
-        </w:rPr>
-        <w:t>Уиттингем, Гуденаф жана Йошино литий-ион батареясынын химиясын иштеп чыгышкан</w:t>
+        <w:t>Уиттингем, Гуденаф жана Ёсино литий-ион батареясынын химиялык негиздерин өнүктүрүшкөн.</w:t>
       </w:r>
     </w:p>
     <w:p>
       <w:pPr>
         <w:pStyle w:val="ListBullet"/>
+        <w:widowControl/>
       </w:pPr>
       <w:r>
-        <w:rPr>
-          <w:rFonts w:ascii="Calibri" w:hAnsi="Calibri" w:eastAsia="Calibri"/>
-          <w:b w:val="0"/>
-          <w:i w:val="0"/>
-          <w:sz w:val="22"/>
-        </w:rPr>
-        <w:t>Sony литий-ион батареясын 1991-жылы коммерциялык өндүрүшкө чыгарган</w:t>
+        <w:t>Sony литий-ион батареясын 1991-жылы коммерциялык өндүрүшкө киргизген.</w:t>
       </w:r>
     </w:p>
     <w:p>
       <w:pPr>
         <w:pStyle w:val="ListBullet"/>
+        <w:widowControl/>
       </w:pPr>
       <w:r>
-        <w:rPr>
-          <w:rFonts w:ascii="Calibri" w:hAnsi="Calibri" w:eastAsia="Calibri"/>
-          <w:b w:val="0"/>
-          <w:i w:val="0"/>
-          <w:sz w:val="22"/>
-        </w:rPr>
-        <w:t>Негизги атаандаштык энергиянын тыгыздыгы, башкача айтканда бир килограммга канча энергия батаары үчүн жүрөт</w:t>
+        <w:t>Негизги атаандаштык энергиянын тыгыздыгында: бир килограммга канча энергия сактоого болот?</w:t>
       </w:r>
     </w:p>
     <w:p>
       <w:pPr>
-        <w:keepNext/>
-        <w:spacing w:before="240" w:after="120"/>
+        <w:pStyle w:val="Heading1"/>
+        <w:widowControl/>
       </w:pPr>
       <w:r>
-        <w:rPr>
-          <w:rFonts w:ascii="Calibri" w:hAnsi="Calibri" w:eastAsia="Calibri"/>
-          <w:b/>
-          <w:i w:val="0"/>
-          <w:color w:val="004E8C"/>
-          <w:sz w:val="28"/>
-        </w:rPr>
-        <w:t>Бул эмне</w:t>
+        <w:t>Бул эмне?</w:t>
       </w:r>
     </w:p>
     <w:p>
       <w:pPr>
-        <w:spacing w:after="160" w:line="276" w:lineRule="auto"/>
+        <w:widowControl/>
       </w:pPr>
       <w:r>
-        <w:rPr>
-          <w:rFonts w:ascii="Calibri" w:hAnsi="Calibri" w:eastAsia="Calibri"/>
-          <w:b w:val="0"/>
-          <w:i w:val="0"/>
-          <w:sz w:val="22"/>
-        </w:rPr>
-        <w:t>Батарея — электрондорду тышкы чынжыр аркылуу агууга мажбур кылган химиялык реакциялар топтолгон түзүлүш. Ар бир элементте оң электрод, терс электрод жана иондор жылган электролит болот. Кайра кубатталуучу батареяга ток берилгенде реакциялар тескери багытта жүрөт. Энергиянын тыгыздыгы бир килограммга же бир литрге канча энергия сакталарын көрсөтөт. Телефон бир күн иштейби же автоунаа 400 чакырым жүрөбү — көбүнчө ушул көрсөткүчкө байланыштуу.</w:t>
+        <w:t>Батареянын ичиндеги химиялык реакциялар электрондорду тышкы чынжыр аркылуу кыймылдатат. Ар бир элементте оң электрод, терс электрод жана иондор өтө ала турган чөйрө — электролит бар. Кайра кубатталуучу батареяга ток берилгенде реакциялар тескери багытта жүрөт. Энергиянын тыгыздыгы бир килограммга же бир литр көлөмгө канча энергия сакталганын көрсөтөт. Ушул көрсөткүч телефон бир күн иштейби же унаа 400 километр жүрөбү деген суроолорго таасир этет.</w:t>
       </w:r>
     </w:p>
     <w:p>
       <w:pPr>
-        <w:keepNext/>
-        <w:spacing w:before="240" w:after="120"/>
+        <w:pStyle w:val="Heading1"/>
+        <w:widowControl/>
       </w:pPr>
       <w:r>
-        <w:rPr>
-          <w:rFonts w:ascii="Calibri" w:hAnsi="Calibri" w:eastAsia="Calibri"/>
-          <w:b/>
-          <w:i w:val="0"/>
-          <w:color w:val="004E8C"/>
-          <w:sz w:val="28"/>
-        </w:rPr>
-        <w:t>Аны ким ачкан же ойлоп тапкан</w:t>
+        <w:t xml:space="preserve">Ким ойлоп тапкан</w:t>
       </w:r>
     </w:p>
     <w:p>
       <w:pPr>
-        <w:spacing w:after="160" w:line="276" w:lineRule="auto"/>
+        <w:widowControl/>
       </w:pPr>
       <w:r>
-        <w:rPr>
-          <w:rFonts w:ascii="Calibri" w:hAnsi="Calibri" w:eastAsia="Calibri"/>
-          <w:b w:val="0"/>
-          <w:i w:val="0"/>
-          <w:sz w:val="22"/>
-        </w:rPr>
-        <w:t>Алессандро Вольта 1800-жылы вольталык мамычаны тааныштырган. Гастон Плантенин 1859-жылкы коргошун-кычкыл батареясы автоунаанын кыймылдаткычын от алдыруучу аккумуляторго айланды. Көчмө техника үчүн чоң секирикти литий-ион технологиясы жасады: Стэнли Уиттингем, Жон Гуденаф жана Акира Йошино анын химиясындагы чечүүчү кадамдар үчүн 2019-жылы Нобель сыйлыгын бөлүштү. Sony 1991-жылы алгачкы коммерциялык литий-ион элементтерин сатууга чыгарды. Андан кийин сансыз инженерлер аларды коопсузураак жана арзаныраак кылды.</w:t>
+        <w:t>Алессандро Вольта өз мамычасын 1800-жылы жарыялаган. Гастон Плантенин 1859-жылкы коргошун-кислоталуу аккумулятору кийин автоунаа кыймылдаткычын ишке киргизүүгө колдонулду. Көчмө түзмөктөр үчүн литий-ион технологиясы чоң кадам болду. Стэнли Уиттингем, Жон Гуденаф жана Акира Ёсино маанилүү химиялык чечимдерди таап, 2019-жылы Нобель сыйлыгын чогуу алышкан. Sony биринчи коммерциялык литий-ион элементтерин 1991-жылы саткан. Андан соң сансыз инженерлер аларды коопсузураак жана арзаныраак кылды.</w:t>
       </w:r>
     </w:p>
     <w:p>
       <w:pPr>
-        <w:keepNext/>
-        <w:spacing w:before="240" w:after="120"/>
+        <w:pStyle w:val="Heading1"/>
+        <w:widowControl/>
       </w:pPr>
       <w:r>
-        <w:rPr>
-          <w:rFonts w:ascii="Calibri" w:hAnsi="Calibri" w:eastAsia="Calibri"/>
-          <w:b/>
-          <w:i w:val="0"/>
-          <w:color w:val="004E8C"/>
-          <w:sz w:val="28"/>
-        </w:rPr>
-        <w:t>Качан жана кантип пайда болгон</w:t>
+        <w:t>Качан жана кантип пайда болгон?</w:t>
       </w:r>
     </w:p>
     <w:p>
       <w:pPr>
-        <w:spacing w:after="160" w:line="276" w:lineRule="auto"/>
+        <w:widowControl/>
       </w:pPr>
       <w:r>
-        <w:rPr>
-          <w:rFonts w:ascii="Calibri" w:hAnsi="Calibri" w:eastAsia="Calibri"/>
-          <w:b w:val="0"/>
-          <w:i w:val="0"/>
-          <w:sz w:val="22"/>
-        </w:rPr>
-        <w:t>Вольта Гальванинин баканын буту менен жасаган тажрыйбасын металлдар жана туздуу суу катмарларынан турган мамыча аркылуу түшүндүрүүгө аракеттенген. XX кылымдын аягында мурдагы литий металлдуу элементтердей агып кетпеген батарея керек болду. Керектөөчү электроника жана литий иондорун кабыл алып, кайра чыгара алган материалдарды издөө ишти алдыга сүрөдү. Коопсуздук кырсыктары бөлгүч катмарлар менен башкаруу схемаларынын канчалык маанилүү экенин оор жол менен үйрөттү.</w:t>
+        <w:t>Вольта Гальванинин баканын буту менен жасаган тажрыйбаларына түшүндүрмө издеп, металлдардан жана туздуу эритмеден мамыча түзгөн. XX кылымдын аягында мурдагы металл литий элементтериндей агып кетпеген батарея керек болду. Тиричилик электроникасынын өсүшү жана литий иондорун кабыл алып, кайра чыгара алган материалдарды издөө ишти алдыга жылдырды. Коопсуздук окуялары электроддорду бөлүп турган катмар менен башкаруу чынжырларынын маанисин көрсөттү.</w:t>
       </w:r>
     </w:p>
     <w:p>
       <w:pPr>
-        <w:keepNext/>
-        <w:spacing w:before="240" w:after="120"/>
+        <w:pStyle w:val="Heading1"/>
+        <w:widowControl/>
       </w:pPr>
       <w:r>
-        <w:rPr>
-          <w:rFonts w:ascii="Calibri" w:hAnsi="Calibri" w:eastAsia="Calibri"/>
-          <w:b/>
-          <w:i w:val="0"/>
-          <w:color w:val="004E8C"/>
-          <w:sz w:val="28"/>
-        </w:rPr>
-        <w:t>Илимий жактан мааниси</w:t>
+        <w:t>Илим үчүн мааниси</w:t>
       </w:r>
     </w:p>
     <w:p>
       <w:pPr>
-        <w:spacing w:after="160" w:line="276" w:lineRule="auto"/>
+        <w:widowControl/>
       </w:pPr>
       <w:r>
-        <w:rPr>
-          <w:rFonts w:ascii="Calibri" w:hAnsi="Calibri" w:eastAsia="Calibri"/>
-          <w:b w:val="0"/>
-          <w:i w:val="0"/>
-          <w:sz w:val="22"/>
-        </w:rPr>
-        <w:t>Батареялар электрди көчмө жана керектүү убакта пайдаланууга жарактуу кылды. Бул — чыңалуу, сыйымдуулук жана иштөө циклдеринин саны так өлчөнгөн колдонмо электрохимия. Азыр электр тармактарындагы ири сактагычтар да күндүз өндүрүлгөн күн энергиясын түнгө калтыруу үчүн окшош элементтерди колдонот. Илимий жактан бул тармак физикалык чектер жана өрт коркунучу менен тынымсыз таймашат. Энергиянын тыгыздыгын бир пайызга көтөрүүнүн өзү чоң изилдөө программасын талап кылат.</w:t>
+        <w:t>Батареялар электрди алып жүрүүгө жана керек болгон убакта колдонууга шарт түздү. Бул — электрохимиянын практикалык колдонулушу: чыңалуу, сыйымдуулук жана канча жолу кубаттап-разряддоого чыдай турганы өлчөнүүчү максаттарга айланды. Электр тармагындагы сактагычтар ушуга окшош элементтер менен күндүн энергиясын күн баткандан кийин пайдаланат. Изилдөөчүлөр энергияны көбүрөөк сактоо менен физикалык чектөөлөрдүн жана өрт коркунучунун ортосунда тең салмак издешет. Тыгыздыкты аз гана жакшыртуу да чоң изилдөөнү талап кылат.</w:t>
       </w:r>
     </w:p>
     <w:p>
       <w:pPr>
-        <w:keepNext/>
-        <w:spacing w:before="240" w:after="120"/>
+        <w:pStyle w:val="Heading1"/>
+        <w:widowControl/>
       </w:pPr>
       <w:r>
-        <w:rPr>
-          <w:rFonts w:ascii="Calibri" w:hAnsi="Calibri" w:eastAsia="Calibri"/>
-          <w:b/>
-          <w:i w:val="0"/>
-          <w:color w:val="004E8C"/>
-          <w:sz w:val="28"/>
-        </w:rPr>
-        <w:t>Кийинки өнүгүүлөргө тийгизген таасири</w:t>
+        <w:t>Кийинки өнүгүүгө тийгизген таасири</w:t>
       </w:r>
     </w:p>
     <w:p>
       <w:pPr>
-        <w:spacing w:after="160" w:line="276" w:lineRule="auto"/>
+        <w:widowControl/>
       </w:pPr>
       <w:r>
-        <w:rPr>
-          <w:rFonts w:ascii="Calibri" w:hAnsi="Calibri" w:eastAsia="Calibri"/>
-          <w:b w:val="0"/>
-          <w:i w:val="0"/>
-          <w:sz w:val="22"/>
-        </w:rPr>
-        <w:t>Ноутбук, телефон, зымсыз аспап жана электр унаасынын тарыхы литий-ион батареясы менен байланыштуу. Катуу электролиттүү, натрий-ион батареялары жана натыйжалуу кайра иштетүү боюнча изилдөө уланып жатат. Литий, никель жана кобальт казып алуу экологиялык жана эмгек маселелерин жаратат. Кийинки кадам жөн гана жакшыраак элемент эмес, материалды кайра айланткан бүтүндөй өнөр жай болушу керек. Кубаттоо түйүндөрү ошол эле химиянын коомчулук көргөн жүзү болуп калды.</w:t>
+        <w:t>Ноутбуктар, телефондор, зымсыз шаймандар жана электр унаалары литий-ион технологиясына таянат. Катуу электролиттүү, натрий-ион батареялары жана кайра иштетүү ыкмалары изилденүүдө. Литий, никель жана кобальт казуу айлана-чөйрө жана эмгек шарттары боюнча суроолорду жаратат. Кийинки кадам жакшы элемент жасоо менен эле чектелбейт: материалдарды кайра колдонгон өндүрүш керек. Кубаттоо тармактары — ошол эле химиянын коомго көрүнгөн бөлүгү.</w:t>
       </w:r>
     </w:p>
     <w:p>
       <w:pPr>
-        <w:keepNext/>
-        <w:spacing w:before="240" w:after="120"/>
+        <w:pStyle w:val="Heading1"/>
+        <w:widowControl/>
       </w:pPr>
       <w:r>
-        <w:rPr>
-          <w:rFonts w:ascii="Calibri" w:hAnsi="Calibri" w:eastAsia="Calibri"/>
-          <w:b/>
-          <w:i w:val="0"/>
-          <w:color w:val="004E8C"/>
-          <w:sz w:val="28"/>
-        </w:rPr>
-        <w:t>Адамдардын жашоосун кантип өзгөрткөн</w:t>
+        <w:t>Адамдардын жашоосун кантип өзгөрткөн?</w:t>
       </w:r>
     </w:p>
     <w:p>
       <w:pPr>
-        <w:spacing w:after="160" w:line="276" w:lineRule="auto"/>
+        <w:widowControl/>
       </w:pPr>
       <w:r>
-        <w:rPr>
-          <w:rFonts w:ascii="Calibri" w:hAnsi="Calibri" w:eastAsia="Calibri"/>
-          <w:b w:val="0"/>
-          <w:i w:val="0"/>
-          <w:sz w:val="22"/>
-        </w:rPr>
-        <w:t>Адамдар розеткага байланбаган түзмөктөргө, эми болсо үнү аз унааларга ээ болду. Жумуш жайларында зымдар азайды, бирок батареянын абалы тууралуу жаңы тынчсыздануу жаралды. Коом кен казууну, өрт коркунучун жана электрондук таштандыны башкарууга тийиш. Көчмө энергия «розеткадан алыс» деген түшүнүктү өзгөрттү. Бүгүн кыймыл жана байланыш сумкадагы же унаанын түбүндөгү иондор сакталган блокко таянат.</w:t>
+        <w:t>Адамдар розеткага байланбаган түзмөктөргө, барган сайын көбүрөөк тынч жүргөн унааларга ээ болду. Жумушта зымдар азайды, бирок батареянын абалына тынчсыздануу кошулду. Коом кен казууну, өрттү жана электрондук калдыктарды башкарууга тийиш. Көчмө энергия розеткадан алыста болуунун маанисин өзгөрттү. Азыр кыймылдоо менен байланыш баштыктагы же унаанын түбүндөгү энергия сактагычка таянат.</w:t>
       </w:r>
     </w:p>
     <w:p>
       <w:pPr>
-        <w:keepNext/>
-        <w:spacing w:before="240" w:after="120"/>
+        <w:pStyle w:val="Heading1"/>
+        <w:widowControl/>
       </w:pPr>
       <w:r>
-        <w:rPr>
-          <w:rFonts w:ascii="Calibri" w:hAnsi="Calibri" w:eastAsia="Calibri"/>
-          <w:b/>
-          <w:i w:val="0"/>
-          <w:color w:val="004E8C"/>
-          <w:sz w:val="28"/>
-        </w:rPr>
-        <w:t>Булактар жана шилтемелер</w:t>
+        <w:t>Булактар жана кошумча окуу</w:t>
       </w:r>
     </w:p>
     <w:p>
       <w:pPr>
-        <w:keepNext/>
-        <w:spacing w:before="240" w:after="120"/>
+        <w:pStyle w:val="Heading2"/>
+        <w:widowControl/>
       </w:pPr>
       <w:r>
         <w:rPr>
-          <w:rFonts w:ascii="Calibri" w:hAnsi="Calibri" w:eastAsia="Calibri"/>
-          <w:b/>
-          <w:i w:val="0"/>
-          <w:color w:val="004E8C"/>
-          <w:sz w:val="24"/>
+          <w:sz w:val="20"/>
         </w:rPr>
-        <w:t>C. Мекемелердин материалдары жана энциклопедиялык булактар</w:t>
+        <w:t>Уюмдардын жана энциклопедиялардын материалдары</w:t>
       </w:r>
     </w:p>
     <w:p>
       <w:pPr>
-        <w:spacing w:after="80"/>
-        <w:ind w:left="360"/>
+        <w:widowControl/>
       </w:pPr>
       <w:r>
         <w:rPr>
-          <w:rFonts w:ascii="Calibri" w:hAnsi="Calibri" w:eastAsia="Calibri"/>
-          <w:b w:val="0"/>
-          <w:i w:val="0"/>
-          <w:sz w:val="22"/>
+          <w:sz w:val="20"/>
         </w:rPr>
-        <w:t>1. Encyclopaedia Britannica. «Батарея».</w:t>
-      </w:r>
-      <w:r>
-        <w:rPr>
-          <w:rFonts w:ascii="Calibri" w:hAnsi="Calibri" w:eastAsia="Calibri"/>
-          <w:b w:val="0"/>
-          <w:i w:val="0"/>
-          <w:sz w:val="22"/>
-        </w:rPr>
-        <w:t xml:space="preserve"> </w:t>
+        <w:t xml:space="preserve">1. Encyclopaedia Britannica. 'Battery.' </w:t>
       </w:r>
       <w:hyperlink r:id="rId9">
         <w:r>
           <w:rPr>
-            <w:rFonts w:ascii="Calibri" w:hAnsi="Calibri" w:eastAsia="Calibri"/>
-            <w:b w:val="0"/>
-            <w:i w:val="0"/>
-            <w:sz w:val="22"/>
-            <w:color w:val="0563C1"/>
-            <w:u w:val="single"/>
+            <w:sz w:val="20"/>
           </w:rPr>
           <w:t>https://www.britannica.com/technology/battery-electronics</w:t>
         </w:r>
       </w:hyperlink>
+      <w:r>
+        <w:rPr>
+          <w:sz w:val="20"/>
+        </w:rPr>
+      </w:r>
     </w:p>
     <w:p>
       <w:pPr>
-        <w:spacing w:after="80"/>
-        <w:ind w:left="360"/>
+        <w:widowControl/>
       </w:pPr>
       <w:r>
         <w:rPr>
-          <w:rFonts w:ascii="Calibri" w:hAnsi="Calibri" w:eastAsia="Calibri"/>
-          <w:b w:val="0"/>
-          <w:i w:val="0"/>
-          <w:sz w:val="22"/>
+          <w:sz w:val="20"/>
         </w:rPr>
-        <w:t>2. Science History Institute. Батареянын тарыхы боюнча материалдар.</w:t>
-      </w:r>
-      <w:r>
-        <w:rPr>
-          <w:rFonts w:ascii="Calibri" w:hAnsi="Calibri" w:eastAsia="Calibri"/>
-          <w:b w:val="0"/>
-          <w:i w:val="0"/>
-          <w:sz w:val="22"/>
-        </w:rPr>
-        <w:t xml:space="preserve"> </w:t>
+        <w:t xml:space="preserve">2. Science History Institute. Battery history resources. </w:t>
       </w:r>
       <w:hyperlink r:id="rId10">
         <w:r>
           <w:rPr>
-            <w:rFonts w:ascii="Calibri" w:hAnsi="Calibri" w:eastAsia="Calibri"/>
-            <w:b w:val="0"/>
-            <w:i w:val="0"/>
-            <w:sz w:val="22"/>
-            <w:color w:val="0563C1"/>
-            <w:u w:val="single"/>
+            <w:sz w:val="20"/>
           </w:rPr>
           <w:t>https://www.sciencehistory.org/education/scientific-biographies/alessandro-volta/</w:t>
         </w:r>
       </w:hyperlink>
-    </w:p>
-    <w:p>
-      <w:pPr>
-        <w:keepNext/>
-        <w:spacing w:before="240" w:after="120"/>
-      </w:pPr>
       <w:r>
         <w:rPr>
-          <w:rFonts w:ascii="Calibri" w:hAnsi="Calibri" w:eastAsia="Calibri"/>
-          <w:b/>
-          <w:i w:val="0"/>
-          <w:color w:val="004E8C"/>
-          <w:sz w:val="24"/>
+          <w:sz w:val="20"/>
         </w:rPr>
-        <w:t>D. Музейлердин, архивдердин жана китепканалардын материалдары</w:t>
       </w:r>
     </w:p>
     <w:p>
       <w:pPr>
-        <w:spacing w:after="80"/>
-        <w:ind w:left="360"/>
+        <w:pStyle w:val="Heading2"/>
+        <w:widowControl/>
       </w:pPr>
       <w:r>
         <w:rPr>
-          <w:rFonts w:ascii="Calibri" w:hAnsi="Calibri" w:eastAsia="Calibri"/>
-          <w:b w:val="0"/>
-          <w:i w:val="0"/>
-          <w:sz w:val="22"/>
+          <w:sz w:val="20"/>
         </w:rPr>
-        <w:t>1. Science Museum (London). Вольталык мамычалар жана кийинки батарея элементтери.</w:t>
+        <w:t>Музейлердин, архивдердин жана китепканалардын материалдары</w:t>
       </w:r>
+    </w:p>
+    <w:p>
+      <w:pPr>
+        <w:widowControl/>
+      </w:pPr>
       <w:r>
         <w:rPr>
-          <w:rFonts w:ascii="Calibri" w:hAnsi="Calibri" w:eastAsia="Calibri"/>
-          <w:b w:val="0"/>
-          <w:i w:val="0"/>
-          <w:sz w:val="22"/>
+          <w:sz w:val="20"/>
         </w:rPr>
-        <w:t xml:space="preserve"> </w:t>
+        <w:t xml:space="preserve">1. Science Museum (London). Voltaic piles and later cells. </w:t>
       </w:r>
       <w:hyperlink r:id="rId11">
         <w:r>
           <w:rPr>
-            <w:rFonts w:ascii="Calibri" w:hAnsi="Calibri" w:eastAsia="Calibri"/>
-            <w:b w:val="0"/>
-            <w:i w:val="0"/>
-            <w:sz w:val="22"/>
-            <w:color w:val="0563C1"/>
-            <w:u w:val="single"/>
+            <w:sz w:val="20"/>
           </w:rPr>
           <w:t>https://www.sciencemuseum.org.uk/objects-and-stories</w:t>
         </w:r>
       </w:hyperlink>
-    </w:p>
-    <w:p>
-      <w:pPr>
-        <w:keepNext/>
-        <w:spacing w:before="240" w:after="120"/>
-      </w:pPr>
       <w:r>
         <w:rPr>
-          <w:rFonts w:ascii="Calibri" w:hAnsi="Calibri" w:eastAsia="Calibri"/>
-          <w:b/>
-          <w:i w:val="0"/>
-          <w:color w:val="004E8C"/>
-          <w:sz w:val="24"/>
+          <w:sz w:val="20"/>
         </w:rPr>
-        <w:t>G. Космос агенттиктеринин, лабораториялардын жана илимий уюмдардын материалдары</w:t>
       </w:r>
     </w:p>
     <w:p>
       <w:pPr>
-        <w:spacing w:after="80"/>
-        <w:ind w:left="360"/>
+        <w:pStyle w:val="Heading2"/>
+        <w:widowControl/>
       </w:pPr>
       <w:r>
         <w:rPr>
-          <w:rFonts w:ascii="Calibri" w:hAnsi="Calibri" w:eastAsia="Calibri"/>
-          <w:b w:val="0"/>
-          <w:i w:val="0"/>
-          <w:sz w:val="22"/>
+          <w:sz w:val="20"/>
         </w:rPr>
-        <w:t>1. Nobel Prize. 2019-жылдагы химия сыйлыгы (Гуденаф, Уиттингем, Йошино) — литий-ион батареялары.</w:t>
+        <w:t>Космос агенттиктери, лабораториялар жана илимий уюмдар</w:t>
       </w:r>
+    </w:p>
+    <w:p>
+      <w:pPr>
+        <w:widowControl/>
+      </w:pPr>
       <w:r>
         <w:rPr>
-          <w:rFonts w:ascii="Calibri" w:hAnsi="Calibri" w:eastAsia="Calibri"/>
-          <w:b w:val="0"/>
-          <w:i w:val="0"/>
-          <w:sz w:val="22"/>
+          <w:sz w:val="20"/>
         </w:rPr>
-        <w:t xml:space="preserve"> </w:t>
+        <w:t xml:space="preserve">1. Nobel Prize. Chemistry 2019 (Goodenough, Whittingham, Yoshino) — lithium-ion batteries. </w:t>
       </w:r>
       <w:hyperlink r:id="rId12">
         <w:r>
           <w:rPr>
-            <w:rFonts w:ascii="Calibri" w:hAnsi="Calibri" w:eastAsia="Calibri"/>
-            <w:b w:val="0"/>
-            <w:i w:val="0"/>
-            <w:sz w:val="22"/>
-            <w:color w:val="0563C1"/>
-            <w:u w:val="single"/>
+            <w:sz w:val="20"/>
           </w:rPr>
           <w:t>https://www.nobelprize.org/prizes/chemistry/2019/summary/</w:t>
         </w:r>
       </w:hyperlink>
+      <w:r>
+        <w:rPr>
+          <w:sz w:val="20"/>
+        </w:rPr>
+      </w:r>
     </w:p>
     <w:p>
       <w:pPr>
-        <w:spacing w:after="80"/>
-        <w:ind w:left="360"/>
+        <w:widowControl/>
       </w:pPr>
       <w:r>
         <w:rPr>
-          <w:rFonts w:ascii="Calibri" w:hAnsi="Calibri" w:eastAsia="Calibri"/>
-          <w:b w:val="0"/>
-          <w:i w:val="0"/>
-          <w:sz w:val="22"/>
+          <w:sz w:val="20"/>
         </w:rPr>
-        <w:t>2. International Energy Agency. Global EV Outlook — батареялар жана энергия сактоо.</w:t>
-      </w:r>
-      <w:r>
-        <w:rPr>
-          <w:rFonts w:ascii="Calibri" w:hAnsi="Calibri" w:eastAsia="Calibri"/>
-          <w:b w:val="0"/>
-          <w:i w:val="0"/>
-          <w:sz w:val="22"/>
-        </w:rPr>
-        <w:t xml:space="preserve"> </w:t>
+        <w:t xml:space="preserve">2. International Energy Agency. Global EV Outlook (batteries and storage context). </w:t>
       </w:r>
       <w:hyperlink r:id="rId13">
         <w:r>
           <w:rPr>
-            <w:rFonts w:ascii="Calibri" w:hAnsi="Calibri" w:eastAsia="Calibri"/>
-            <w:b w:val="0"/>
-            <w:i w:val="0"/>
-            <w:sz w:val="22"/>
-            <w:color w:val="0563C1"/>
-            <w:u w:val="single"/>
+            <w:sz w:val="20"/>
           </w:rPr>
           <w:t>https://www.iea.org/reports/global-ev-outlook-2024</w:t>
         </w:r>
       </w:hyperlink>
+      <w:r>
+        <w:rPr>
+          <w:sz w:val="20"/>
+        </w:rPr>
+      </w:r>
     </w:p>
     <w:sectPr>
-      <w:pgSz w:w="12240" w:h="15840"/>
-      <w:pgMar w:top="1296" w:right="1440" w:bottom="1296" w:left="1440" w:header="720" w:footer="720" w:gutter="0"/>
+      <w:footerReference w:type="default" r:id="rId14"/>
+      <w:pgSz w:w="11906" w:h="16838"/>
+      <w:pgMar w:top="1020" w:right="1134" w:bottom="1020" w:left="1134" w:header="720" w:footer="720" w:gutter="0"/>
       <w:cols w:space="720"/>
       <w:docGrid w:linePitch="360"/>
     </w:sectPr>
   </w:body>
 </w:document>
+</file>
+
+<file path=word/footer1.xml><?xml version="1.0" encoding="utf-8"?>
+<w:ftr xmlns:m="http://schemas.openxmlformats.org/officeDocument/2006/math" xmlns:mc="http://schemas.openxmlformats.org/markup-compatibility/2006" xmlns:mo="http://schemas.microsoft.com/office/mac/office/2008/main" xmlns:mv="urn:schemas-microsoft-com:mac:vml" xmlns:o="urn:schemas-microsoft-com:office:office" xmlns:r="http://schemas.openxmlformats.org/officeDocument/2006/relationships" xmlns:v="urn:schemas-microsoft-com:vml" xmlns:w10="urn:schemas-microsoft-com:office:word" xmlns:w14="http://schemas.microsoft.com/office/word/2010/wordml" xmlns:w="http://schemas.openxmlformats.org/wordprocessingml/2006/main" xmlns:wne="http://schemas.microsoft.com/office/word/2006/wordml" xmlns:wp14="http://schemas.microsoft.com/office/word/2010/wordprocessingDrawing" xmlns:wp="http://schemas.openxmlformats.org/drawingml/2006/wordprocessingDrawing" xmlns:wpc="http://schemas.microsoft.com/office/word/2010/wordprocessingCanvas" xmlns:wpg="http://schemas.microsoft.com/office/word/2010/wordprocessingGroup" xmlns:wpi="http://schemas.microsoft.com/office/word/2010/wordprocessingInk" xmlns:wps="http://schemas.microsoft.com/office/word/2010/wordprocessingShape" mc:Ignorable="w14 wp14">
+  <w:p>
+    <w:pPr>
+      <w:pStyle w:val="Footer"/>
+      <w:jc w:val="right"/>
+    </w:pPr>
+    <w:fldSimple w:instr="PAGE"/>
+  </w:p>
+</w:ftr>
 </file>
 
 <file path=word/numbering.xml><?xml version="1.0" encoding="utf-8"?>
@@ -794,7 +595,7 @@
   <w:docDefaults>
     <w:rPrDefault>
       <w:rPr>
-        <w:rFonts w:asciiTheme="minorHAnsi" w:eastAsiaTheme="minorEastAsia" w:hAnsiTheme="minorHAnsi" w:cstheme="minorBidi"/>
+        <w:rFonts/>
         <w:sz w:val="22"/>
         <w:szCs w:val="22"/>
         <w:lang w:val="en-US" w:eastAsia="en-US" w:bidi="ar-SA"/>
@@ -949,6 +750,15 @@
     <w:name w:val="Normal"/>
     <w:qFormat/>
     <w:rsid w:val="00FC693F"/>
+    <w:pPr>
+      <w:spacing w:after="120" w:line="259" w:lineRule="auto"/>
+    </w:pPr>
+    <w:rPr>
+      <w:rFonts w:ascii="Times New Roman" w:hAnsi="Times New Roman"/>
+      <w:color w:val="000000"/>
+      <w:sz w:val="24"/>
+      <w:lang w:val="ky-KG"/>
+    </w:rPr>
   </w:style>
   <w:style w:type="paragraph" w:styleId="Header">
     <w:name w:val="header"/>
@@ -1005,16 +815,17 @@
     <w:pPr>
       <w:keepNext/>
       <w:keepLines/>
-      <w:spacing w:before="480" w:after="0"/>
+      <w:spacing w:before="480" w:after="120" w:line="259" w:lineRule="auto"/>
       <w:outlineLvl w:val="0"/>
     </w:pPr>
     <w:rPr>
-      <w:rFonts w:asciiTheme="majorHAnsi" w:eastAsiaTheme="majorEastAsia" w:hAnsiTheme="majorHAnsi" w:cstheme="majorBidi"/>
+      <w:rFonts w:ascii="Times New Roman" w:hAnsi="Times New Roman"/>
       <w:b/>
       <w:bCs/>
-      <w:color w:val="365F91" w:themeColor="accent1" w:themeShade="BF"/>
-      <w:sz w:val="28"/>
+      <w:color w:val="000000"/>
+      <w:sz w:val="26"/>
       <w:szCs w:val="28"/>
+      <w:lang w:val="ky-KG"/>
     </w:rPr>
   </w:style>
   <w:style w:type="paragraph" w:styleId="Heading2">
@@ -1029,16 +840,17 @@
     <w:pPr>
       <w:keepNext/>
       <w:keepLines/>
-      <w:spacing w:before="200" w:after="0"/>
+      <w:spacing w:before="200" w:after="120" w:line="259" w:lineRule="auto"/>
       <w:outlineLvl w:val="1"/>
     </w:pPr>
     <w:rPr>
-      <w:rFonts w:asciiTheme="majorHAnsi" w:eastAsiaTheme="majorEastAsia" w:hAnsiTheme="majorHAnsi" w:cstheme="majorBidi"/>
+      <w:rFonts w:ascii="Times New Roman" w:hAnsi="Times New Roman"/>
       <w:b/>
       <w:bCs/>
-      <w:color w:val="4F81BD" w:themeColor="accent1"/>
+      <w:color w:val="000000"/>
       <w:sz w:val="26"/>
       <w:szCs w:val="26"/>
+      <w:lang w:val="ky-KG"/>
     </w:rPr>
   </w:style>
   <w:style w:type="paragraph" w:styleId="Heading3">
@@ -1057,7 +869,7 @@
       <w:outlineLvl w:val="2"/>
     </w:pPr>
     <w:rPr>
-      <w:rFonts w:asciiTheme="majorHAnsi" w:eastAsiaTheme="majorEastAsia" w:hAnsiTheme="majorHAnsi" w:cstheme="majorBidi"/>
+      <w:rFonts/>
       <w:b/>
       <w:bCs/>
       <w:color w:val="4F81BD" w:themeColor="accent1"/>
@@ -1080,7 +892,7 @@
       <w:outlineLvl w:val="3"/>
     </w:pPr>
     <w:rPr>
-      <w:rFonts w:asciiTheme="majorHAnsi" w:eastAsiaTheme="majorEastAsia" w:hAnsiTheme="majorHAnsi" w:cstheme="majorBidi"/>
+      <w:rFonts/>
       <w:b/>
       <w:bCs/>
       <w:i/>
@@ -1105,7 +917,7 @@
       <w:outlineLvl w:val="4"/>
     </w:pPr>
     <w:rPr>
-      <w:rFonts w:asciiTheme="majorHAnsi" w:eastAsiaTheme="majorEastAsia" w:hAnsiTheme="majorHAnsi" w:cstheme="majorBidi"/>
+      <w:rFonts/>
       <w:color w:val="243F60" w:themeColor="accent1" w:themeShade="7F"/>
     </w:rPr>
   </w:style>
@@ -1126,7 +938,7 @@
       <w:outlineLvl w:val="5"/>
     </w:pPr>
     <w:rPr>
-      <w:rFonts w:asciiTheme="majorHAnsi" w:eastAsiaTheme="majorEastAsia" w:hAnsiTheme="majorHAnsi" w:cstheme="majorBidi"/>
+      <w:rFonts/>
       <w:i/>
       <w:iCs/>
       <w:color w:val="243F60" w:themeColor="accent1" w:themeShade="7F"/>
@@ -1149,7 +961,7 @@
       <w:outlineLvl w:val="6"/>
     </w:pPr>
     <w:rPr>
-      <w:rFonts w:asciiTheme="majorHAnsi" w:eastAsiaTheme="majorEastAsia" w:hAnsiTheme="majorHAnsi" w:cstheme="majorBidi"/>
+      <w:rFonts/>
       <w:i/>
       <w:iCs/>
       <w:color w:val="404040" w:themeColor="text1" w:themeTint="BF"/>
@@ -1172,7 +984,7 @@
       <w:outlineLvl w:val="7"/>
     </w:pPr>
     <w:rPr>
-      <w:rFonts w:asciiTheme="majorHAnsi" w:eastAsiaTheme="majorEastAsia" w:hAnsiTheme="majorHAnsi" w:cstheme="majorBidi"/>
+      <w:rFonts/>
       <w:color w:val="4F81BD" w:themeColor="accent1"/>
       <w:sz w:val="20"/>
       <w:szCs w:val="20"/>
@@ -1195,7 +1007,7 @@
       <w:outlineLvl w:val="8"/>
     </w:pPr>
     <w:rPr>
-      <w:rFonts w:asciiTheme="majorHAnsi" w:eastAsiaTheme="majorEastAsia" w:hAnsiTheme="majorHAnsi" w:cstheme="majorBidi"/>
+      <w:rFonts/>
       <w:i/>
       <w:iCs/>
       <w:color w:val="404040" w:themeColor="text1" w:themeTint="BF"/>
@@ -1246,7 +1058,7 @@
     <w:uiPriority w:val="9"/>
     <w:rsid w:val="00FC693F"/>
     <w:rPr>
-      <w:rFonts w:asciiTheme="majorHAnsi" w:eastAsiaTheme="majorEastAsia" w:hAnsiTheme="majorHAnsi" w:cstheme="majorBidi"/>
+      <w:rFonts/>
       <w:b/>
       <w:bCs/>
       <w:color w:val="365F91" w:themeColor="accent1" w:themeShade="BF"/>
@@ -1261,7 +1073,7 @@
     <w:uiPriority w:val="9"/>
     <w:rsid w:val="00FC693F"/>
     <w:rPr>
-      <w:rFonts w:asciiTheme="majorHAnsi" w:eastAsiaTheme="majorEastAsia" w:hAnsiTheme="majorHAnsi" w:cstheme="majorBidi"/>
+      <w:rFonts/>
       <w:b/>
       <w:bCs/>
       <w:color w:val="4F81BD" w:themeColor="accent1"/>
@@ -1276,7 +1088,7 @@
     <w:uiPriority w:val="9"/>
     <w:rsid w:val="00FC693F"/>
     <w:rPr>
-      <w:rFonts w:asciiTheme="majorHAnsi" w:eastAsiaTheme="majorEastAsia" w:hAnsiTheme="majorHAnsi" w:cstheme="majorBidi"/>
+      <w:rFonts/>
       <w:b/>
       <w:bCs/>
       <w:color w:val="4F81BD" w:themeColor="accent1"/>
@@ -1291,19 +1103,17 @@
     <w:qFormat/>
     <w:rsid w:val="00FC693F"/>
     <w:pPr>
-      <w:pBdr>
-        <w:bottom w:val="single" w:sz="8" w:space="4" w:color="4F81BD" w:themeColor="accent1"/>
-      </w:pBdr>
-      <w:spacing w:after="300" w:line="240" w:lineRule="auto"/>
+      <w:spacing w:after="120" w:line="259" w:lineRule="auto"/>
       <w:contextualSpacing/>
     </w:pPr>
     <w:rPr>
-      <w:rFonts w:asciiTheme="majorHAnsi" w:eastAsiaTheme="majorEastAsia" w:hAnsiTheme="majorHAnsi" w:cstheme="majorBidi"/>
-      <w:color w:val="17365D" w:themeColor="text2" w:themeShade="BF"/>
+      <w:rFonts w:ascii="Times New Roman" w:hAnsi="Times New Roman"/>
+      <w:color w:val="000000"/>
       <w:spacing w:val="5"/>
       <w:kern w:val="28"/>
-      <w:sz w:val="52"/>
+      <w:sz w:val="40"/>
       <w:szCs w:val="52"/>
+      <w:lang w:val="ky-KG"/>
     </w:rPr>
   </w:style>
   <w:style w:type="character" w:customStyle="1" w:styleId="TitleChar">
@@ -1313,7 +1123,7 @@
     <w:uiPriority w:val="10"/>
     <w:rsid w:val="00FC693F"/>
     <w:rPr>
-      <w:rFonts w:asciiTheme="majorHAnsi" w:eastAsiaTheme="majorEastAsia" w:hAnsiTheme="majorHAnsi" w:cstheme="majorBidi"/>
+      <w:rFonts/>
       <w:color w:val="17365D" w:themeColor="text2" w:themeShade="BF"/>
       <w:spacing w:val="5"/>
       <w:kern w:val="28"/>
@@ -1335,7 +1145,7 @@
       </w:numPr>
     </w:pPr>
     <w:rPr>
-      <w:rFonts w:asciiTheme="majorHAnsi" w:eastAsiaTheme="majorEastAsia" w:hAnsiTheme="majorHAnsi" w:cstheme="majorBidi"/>
+      <w:rFonts/>
       <w:i/>
       <w:iCs/>
       <w:color w:val="4F81BD" w:themeColor="accent1"/>
@@ -1351,7 +1161,7 @@
     <w:uiPriority w:val="11"/>
     <w:rsid w:val="00FC693F"/>
     <w:rPr>
-      <w:rFonts w:asciiTheme="majorHAnsi" w:eastAsiaTheme="majorEastAsia" w:hAnsiTheme="majorHAnsi" w:cstheme="majorBidi"/>
+      <w:rFonts/>
       <w:i/>
       <w:iCs/>
       <w:color w:val="4F81BD" w:themeColor="accent1"/>
@@ -1476,8 +1286,15 @@
       <w:numPr>
         <w:numId w:val="1"/>
       </w:numPr>
+      <w:spacing w:after="120" w:line="259" w:lineRule="auto"/>
       <w:contextualSpacing/>
     </w:pPr>
+    <w:rPr>
+      <w:rFonts w:ascii="Times New Roman" w:hAnsi="Times New Roman"/>
+      <w:color w:val="000000"/>
+      <w:sz w:val="24"/>
+      <w:lang w:val="ky-KG"/>
+    </w:rPr>
   </w:style>
   <w:style w:type="paragraph" w:styleId="ListBullet2">
     <w:name w:val="List Bullet 2"/>
@@ -1649,7 +1466,7 @@
     <w:semiHidden/>
     <w:rsid w:val="00FC693F"/>
     <w:rPr>
-      <w:rFonts w:asciiTheme="majorHAnsi" w:eastAsiaTheme="majorEastAsia" w:hAnsiTheme="majorHAnsi" w:cstheme="majorBidi"/>
+      <w:rFonts/>
       <w:b/>
       <w:bCs/>
       <w:i/>
@@ -1665,7 +1482,7 @@
     <w:semiHidden/>
     <w:rsid w:val="00FC693F"/>
     <w:rPr>
-      <w:rFonts w:asciiTheme="majorHAnsi" w:eastAsiaTheme="majorEastAsia" w:hAnsiTheme="majorHAnsi" w:cstheme="majorBidi"/>
+      <w:rFonts/>
       <w:color w:val="243F60" w:themeColor="accent1" w:themeShade="7F"/>
     </w:rPr>
   </w:style>
@@ -1677,7 +1494,7 @@
     <w:semiHidden/>
     <w:rsid w:val="00FC693F"/>
     <w:rPr>
-      <w:rFonts w:asciiTheme="majorHAnsi" w:eastAsiaTheme="majorEastAsia" w:hAnsiTheme="majorHAnsi" w:cstheme="majorBidi"/>
+      <w:rFonts/>
       <w:i/>
       <w:iCs/>
       <w:color w:val="243F60" w:themeColor="accent1" w:themeShade="7F"/>
@@ -1691,7 +1508,7 @@
     <w:semiHidden/>
     <w:rsid w:val="00FC693F"/>
     <w:rPr>
-      <w:rFonts w:asciiTheme="majorHAnsi" w:eastAsiaTheme="majorEastAsia" w:hAnsiTheme="majorHAnsi" w:cstheme="majorBidi"/>
+      <w:rFonts/>
       <w:i/>
       <w:iCs/>
       <w:color w:val="404040" w:themeColor="text1" w:themeTint="BF"/>
@@ -1705,7 +1522,7 @@
     <w:semiHidden/>
     <w:rsid w:val="00FC693F"/>
     <w:rPr>
-      <w:rFonts w:asciiTheme="majorHAnsi" w:eastAsiaTheme="majorEastAsia" w:hAnsiTheme="majorHAnsi" w:cstheme="majorBidi"/>
+      <w:rFonts/>
       <w:color w:val="4F81BD" w:themeColor="accent1"/>
       <w:sz w:val="20"/>
       <w:szCs w:val="20"/>
@@ -1719,7 +1536,7 @@
     <w:semiHidden/>
     <w:rsid w:val="00FC693F"/>
     <w:rPr>
-      <w:rFonts w:asciiTheme="majorHAnsi" w:eastAsiaTheme="majorEastAsia" w:hAnsiTheme="majorHAnsi" w:cstheme="majorBidi"/>
+      <w:rFonts/>
       <w:i/>
       <w:iCs/>
       <w:color w:val="404040" w:themeColor="text1" w:themeTint="BF"/>
@@ -1778,9 +1595,6 @@
     <w:qFormat/>
     <w:rsid w:val="00FC693F"/>
     <w:pPr>
-      <w:pBdr>
-        <w:bottom w:val="single" w:sz="4" w:space="4" w:color="4F81BD" w:themeColor="accent1"/>
-      </w:pBdr>
       <w:spacing w:before="200" w:after="280"/>
       <w:ind w:left="936" w:right="936"/>
     </w:pPr>
@@ -3308,7 +3122,7 @@
         <w:spacing w:before="0" w:after="0" w:line="240" w:lineRule="auto"/>
       </w:pPr>
       <w:rPr>
-        <w:rFonts w:asciiTheme="majorHAnsi" w:eastAsiaTheme="majorEastAsia" w:hAnsiTheme="majorHAnsi" w:cstheme="majorBidi"/>
+        <w:rFonts/>
         <w:b/>
         <w:bCs/>
       </w:rPr>
@@ -3329,7 +3143,7 @@
         <w:spacing w:before="0" w:after="0" w:line="240" w:lineRule="auto"/>
       </w:pPr>
       <w:rPr>
-        <w:rFonts w:asciiTheme="majorHAnsi" w:eastAsiaTheme="majorEastAsia" w:hAnsiTheme="majorHAnsi" w:cstheme="majorBidi"/>
+        <w:rFonts/>
         <w:b/>
         <w:bCs/>
       </w:rPr>
@@ -3347,14 +3161,14 @@
     </w:tblStylePr>
     <w:tblStylePr w:type="firstCol">
       <w:rPr>
-        <w:rFonts w:asciiTheme="majorHAnsi" w:eastAsiaTheme="majorEastAsia" w:hAnsiTheme="majorHAnsi" w:cstheme="majorBidi"/>
+        <w:rFonts/>
         <w:b/>
         <w:bCs/>
       </w:rPr>
     </w:tblStylePr>
     <w:tblStylePr w:type="lastCol">
       <w:rPr>
-        <w:rFonts w:asciiTheme="majorHAnsi" w:eastAsiaTheme="majorEastAsia" w:hAnsiTheme="majorHAnsi" w:cstheme="majorBidi"/>
+        <w:rFonts/>
         <w:b/>
         <w:bCs/>
       </w:rPr>
@@ -3438,7 +3252,7 @@
         <w:spacing w:before="0" w:after="0" w:line="240" w:lineRule="auto"/>
       </w:pPr>
       <w:rPr>
-        <w:rFonts w:asciiTheme="majorHAnsi" w:eastAsiaTheme="majorEastAsia" w:hAnsiTheme="majorHAnsi" w:cstheme="majorBidi"/>
+        <w:rFonts/>
         <w:b/>
         <w:bCs/>
       </w:rPr>
@@ -3459,7 +3273,7 @@
         <w:spacing w:before="0" w:after="0" w:line="240" w:lineRule="auto"/>
       </w:pPr>
       <w:rPr>
-        <w:rFonts w:asciiTheme="majorHAnsi" w:eastAsiaTheme="majorEastAsia" w:hAnsiTheme="majorHAnsi" w:cstheme="majorBidi"/>
+        <w:rFonts/>
         <w:b/>
         <w:bCs/>
       </w:rPr>
@@ -3477,14 +3291,14 @@
     </w:tblStylePr>
     <w:tblStylePr w:type="firstCol">
       <w:rPr>
-        <w:rFonts w:asciiTheme="majorHAnsi" w:eastAsiaTheme="majorEastAsia" w:hAnsiTheme="majorHAnsi" w:cstheme="majorBidi"/>
+        <w:rFonts/>
         <w:b/>
         <w:bCs/>
       </w:rPr>
     </w:tblStylePr>
     <w:tblStylePr w:type="lastCol">
       <w:rPr>
-        <w:rFonts w:asciiTheme="majorHAnsi" w:eastAsiaTheme="majorEastAsia" w:hAnsiTheme="majorHAnsi" w:cstheme="majorBidi"/>
+        <w:rFonts/>
         <w:b/>
         <w:bCs/>
       </w:rPr>
@@ -3568,7 +3382,7 @@
         <w:spacing w:before="0" w:after="0" w:line="240" w:lineRule="auto"/>
       </w:pPr>
       <w:rPr>
-        <w:rFonts w:asciiTheme="majorHAnsi" w:eastAsiaTheme="majorEastAsia" w:hAnsiTheme="majorHAnsi" w:cstheme="majorBidi"/>
+        <w:rFonts/>
         <w:b/>
         <w:bCs/>
       </w:rPr>
@@ -3589,7 +3403,7 @@
         <w:spacing w:before="0" w:after="0" w:line="240" w:lineRule="auto"/>
       </w:pPr>
       <w:rPr>
-        <w:rFonts w:asciiTheme="majorHAnsi" w:eastAsiaTheme="majorEastAsia" w:hAnsiTheme="majorHAnsi" w:cstheme="majorBidi"/>
+        <w:rFonts/>
         <w:b/>
         <w:bCs/>
       </w:rPr>
@@ -3607,14 +3421,14 @@
     </w:tblStylePr>
     <w:tblStylePr w:type="firstCol">
       <w:rPr>
-        <w:rFonts w:asciiTheme="majorHAnsi" w:eastAsiaTheme="majorEastAsia" w:hAnsiTheme="majorHAnsi" w:cstheme="majorBidi"/>
+        <w:rFonts/>
         <w:b/>
         <w:bCs/>
       </w:rPr>
     </w:tblStylePr>
     <w:tblStylePr w:type="lastCol">
       <w:rPr>
-        <w:rFonts w:asciiTheme="majorHAnsi" w:eastAsiaTheme="majorEastAsia" w:hAnsiTheme="majorHAnsi" w:cstheme="majorBidi"/>
+        <w:rFonts/>
         <w:b/>
         <w:bCs/>
       </w:rPr>
@@ -3698,7 +3512,7 @@
         <w:spacing w:before="0" w:after="0" w:line="240" w:lineRule="auto"/>
       </w:pPr>
       <w:rPr>
-        <w:rFonts w:asciiTheme="majorHAnsi" w:eastAsiaTheme="majorEastAsia" w:hAnsiTheme="majorHAnsi" w:cstheme="majorBidi"/>
+        <w:rFonts/>
         <w:b/>
         <w:bCs/>
       </w:rPr>
@@ -3719,7 +3533,7 @@
         <w:spacing w:before="0" w:after="0" w:line="240" w:lineRule="auto"/>
       </w:pPr>
       <w:rPr>
-        <w:rFonts w:asciiTheme="majorHAnsi" w:eastAsiaTheme="majorEastAsia" w:hAnsiTheme="majorHAnsi" w:cstheme="majorBidi"/>
+        <w:rFonts/>
         <w:b/>
         <w:bCs/>
       </w:rPr>
@@ -3737,14 +3551,14 @@
     </w:tblStylePr>
     <w:tblStylePr w:type="firstCol">
       <w:rPr>
-        <w:rFonts w:asciiTheme="majorHAnsi" w:eastAsiaTheme="majorEastAsia" w:hAnsiTheme="majorHAnsi" w:cstheme="majorBidi"/>
+        <w:rFonts/>
         <w:b/>
         <w:bCs/>
       </w:rPr>
     </w:tblStylePr>
     <w:tblStylePr w:type="lastCol">
       <w:rPr>
-        <w:rFonts w:asciiTheme="majorHAnsi" w:eastAsiaTheme="majorEastAsia" w:hAnsiTheme="majorHAnsi" w:cstheme="majorBidi"/>
+        <w:rFonts/>
         <w:b/>
         <w:bCs/>
       </w:rPr>
@@ -3828,7 +3642,7 @@
         <w:spacing w:before="0" w:after="0" w:line="240" w:lineRule="auto"/>
       </w:pPr>
       <w:rPr>
-        <w:rFonts w:asciiTheme="majorHAnsi" w:eastAsiaTheme="majorEastAsia" w:hAnsiTheme="majorHAnsi" w:cstheme="majorBidi"/>
+        <w:rFonts/>
         <w:b/>
         <w:bCs/>
       </w:rPr>
@@ -3849,7 +3663,7 @@
         <w:spacing w:before="0" w:after="0" w:line="240" w:lineRule="auto"/>
       </w:pPr>
       <w:rPr>
-        <w:rFonts w:asciiTheme="majorHAnsi" w:eastAsiaTheme="majorEastAsia" w:hAnsiTheme="majorHAnsi" w:cstheme="majorBidi"/>
+        <w:rFonts/>
         <w:b/>
         <w:bCs/>
       </w:rPr>
@@ -3867,14 +3681,14 @@
     </w:tblStylePr>
     <w:tblStylePr w:type="firstCol">
       <w:rPr>
-        <w:rFonts w:asciiTheme="majorHAnsi" w:eastAsiaTheme="majorEastAsia" w:hAnsiTheme="majorHAnsi" w:cstheme="majorBidi"/>
+        <w:rFonts/>
         <w:b/>
         <w:bCs/>
       </w:rPr>
     </w:tblStylePr>
     <w:tblStylePr w:type="lastCol">
       <w:rPr>
-        <w:rFonts w:asciiTheme="majorHAnsi" w:eastAsiaTheme="majorEastAsia" w:hAnsiTheme="majorHAnsi" w:cstheme="majorBidi"/>
+        <w:rFonts/>
         <w:b/>
         <w:bCs/>
       </w:rPr>
@@ -3958,7 +3772,7 @@
         <w:spacing w:before="0" w:after="0" w:line="240" w:lineRule="auto"/>
       </w:pPr>
       <w:rPr>
-        <w:rFonts w:asciiTheme="majorHAnsi" w:eastAsiaTheme="majorEastAsia" w:hAnsiTheme="majorHAnsi" w:cstheme="majorBidi"/>
+        <w:rFonts/>
         <w:b/>
         <w:bCs/>
       </w:rPr>
@@ -3979,7 +3793,7 @@
         <w:spacing w:before="0" w:after="0" w:line="240" w:lineRule="auto"/>
       </w:pPr>
       <w:rPr>
-        <w:rFonts w:asciiTheme="majorHAnsi" w:eastAsiaTheme="majorEastAsia" w:hAnsiTheme="majorHAnsi" w:cstheme="majorBidi"/>
+        <w:rFonts/>
         <w:b/>
         <w:bCs/>
       </w:rPr>
@@ -3997,14 +3811,14 @@
     </w:tblStylePr>
     <w:tblStylePr w:type="firstCol">
       <w:rPr>
-        <w:rFonts w:asciiTheme="majorHAnsi" w:eastAsiaTheme="majorEastAsia" w:hAnsiTheme="majorHAnsi" w:cstheme="majorBidi"/>
+        <w:rFonts/>
         <w:b/>
         <w:bCs/>
       </w:rPr>
     </w:tblStylePr>
     <w:tblStylePr w:type="lastCol">
       <w:rPr>
-        <w:rFonts w:asciiTheme="majorHAnsi" w:eastAsiaTheme="majorEastAsia" w:hAnsiTheme="majorHAnsi" w:cstheme="majorBidi"/>
+        <w:rFonts/>
         <w:b/>
         <w:bCs/>
       </w:rPr>
@@ -4088,7 +3902,7 @@
         <w:spacing w:before="0" w:after="0" w:line="240" w:lineRule="auto"/>
       </w:pPr>
       <w:rPr>
-        <w:rFonts w:asciiTheme="majorHAnsi" w:eastAsiaTheme="majorEastAsia" w:hAnsiTheme="majorHAnsi" w:cstheme="majorBidi"/>
+        <w:rFonts/>
         <w:b/>
         <w:bCs/>
       </w:rPr>
@@ -4109,7 +3923,7 @@
         <w:spacing w:before="0" w:after="0" w:line="240" w:lineRule="auto"/>
       </w:pPr>
       <w:rPr>
-        <w:rFonts w:asciiTheme="majorHAnsi" w:eastAsiaTheme="majorEastAsia" w:hAnsiTheme="majorHAnsi" w:cstheme="majorBidi"/>
+        <w:rFonts/>
         <w:b/>
         <w:bCs/>
       </w:rPr>
@@ -4127,14 +3941,14 @@
     </w:tblStylePr>
     <w:tblStylePr w:type="firstCol">
       <w:rPr>
-        <w:rFonts w:asciiTheme="majorHAnsi" w:eastAsiaTheme="majorEastAsia" w:hAnsiTheme="majorHAnsi" w:cstheme="majorBidi"/>
+        <w:rFonts/>
         <w:b/>
         <w:bCs/>
       </w:rPr>
     </w:tblStylePr>
     <w:tblStylePr w:type="lastCol">
       <w:rPr>
-        <w:rFonts w:asciiTheme="majorHAnsi" w:eastAsiaTheme="majorEastAsia" w:hAnsiTheme="majorHAnsi" w:cstheme="majorBidi"/>
+        <w:rFonts/>
         <w:b/>
         <w:bCs/>
       </w:rPr>
@@ -5999,7 +5813,7 @@
     </w:tblPr>
     <w:tblStylePr w:type="firstRow">
       <w:rPr>
-        <w:rFonts w:asciiTheme="majorHAnsi" w:eastAsiaTheme="majorEastAsia" w:hAnsiTheme="majorHAnsi" w:cstheme="majorBidi"/>
+        <w:rFonts/>
       </w:rPr>
       <w:tblPr/>
       <w:tcPr>
@@ -6083,7 +5897,7 @@
     </w:tblPr>
     <w:tblStylePr w:type="firstRow">
       <w:rPr>
-        <w:rFonts w:asciiTheme="majorHAnsi" w:eastAsiaTheme="majorEastAsia" w:hAnsiTheme="majorHAnsi" w:cstheme="majorBidi"/>
+        <w:rFonts/>
       </w:rPr>
       <w:tblPr/>
       <w:tcPr>
@@ -6167,7 +5981,7 @@
     </w:tblPr>
     <w:tblStylePr w:type="firstRow">
       <w:rPr>
-        <w:rFonts w:asciiTheme="majorHAnsi" w:eastAsiaTheme="majorEastAsia" w:hAnsiTheme="majorHAnsi" w:cstheme="majorBidi"/>
+        <w:rFonts/>
       </w:rPr>
       <w:tblPr/>
       <w:tcPr>
@@ -6251,7 +6065,7 @@
     </w:tblPr>
     <w:tblStylePr w:type="firstRow">
       <w:rPr>
-        <w:rFonts w:asciiTheme="majorHAnsi" w:eastAsiaTheme="majorEastAsia" w:hAnsiTheme="majorHAnsi" w:cstheme="majorBidi"/>
+        <w:rFonts/>
       </w:rPr>
       <w:tblPr/>
       <w:tcPr>
@@ -6335,7 +6149,7 @@
     </w:tblPr>
     <w:tblStylePr w:type="firstRow">
       <w:rPr>
-        <w:rFonts w:asciiTheme="majorHAnsi" w:eastAsiaTheme="majorEastAsia" w:hAnsiTheme="majorHAnsi" w:cstheme="majorBidi"/>
+        <w:rFonts/>
       </w:rPr>
       <w:tblPr/>
       <w:tcPr>
@@ -6419,7 +6233,7 @@
     </w:tblPr>
     <w:tblStylePr w:type="firstRow">
       <w:rPr>
-        <w:rFonts w:asciiTheme="majorHAnsi" w:eastAsiaTheme="majorEastAsia" w:hAnsiTheme="majorHAnsi" w:cstheme="majorBidi"/>
+        <w:rFonts/>
       </w:rPr>
       <w:tblPr/>
       <w:tcPr>
@@ -6503,7 +6317,7 @@
     </w:tblPr>
     <w:tblStylePr w:type="firstRow">
       <w:rPr>
-        <w:rFonts w:asciiTheme="majorHAnsi" w:eastAsiaTheme="majorEastAsia" w:hAnsiTheme="majorHAnsi" w:cstheme="majorBidi"/>
+        <w:rFonts/>
       </w:rPr>
       <w:tblPr/>
       <w:tcPr>
@@ -6568,7 +6382,7 @@
       <w:spacing w:after="0" w:line="240" w:lineRule="auto"/>
     </w:pPr>
     <w:rPr>
-      <w:rFonts w:asciiTheme="majorHAnsi" w:eastAsiaTheme="majorEastAsia" w:hAnsiTheme="majorHAnsi" w:cstheme="majorBidi"/>
+      <w:rFonts/>
       <w:color w:val="000000" w:themeColor="text1"/>
     </w:rPr>
     <w:tblPr>
@@ -6696,7 +6510,7 @@
       <w:spacing w:after="0" w:line="240" w:lineRule="auto"/>
     </w:pPr>
     <w:rPr>
-      <w:rFonts w:asciiTheme="majorHAnsi" w:eastAsiaTheme="majorEastAsia" w:hAnsiTheme="majorHAnsi" w:cstheme="majorBidi"/>
+      <w:rFonts/>
       <w:color w:val="000000" w:themeColor="text1"/>
     </w:rPr>
     <w:tblPr>
@@ -6824,7 +6638,7 @@
       <w:spacing w:after="0" w:line="240" w:lineRule="auto"/>
     </w:pPr>
     <w:rPr>
-      <w:rFonts w:asciiTheme="majorHAnsi" w:eastAsiaTheme="majorEastAsia" w:hAnsiTheme="majorHAnsi" w:cstheme="majorBidi"/>
+      <w:rFonts/>
       <w:color w:val="000000" w:themeColor="text1"/>
     </w:rPr>
     <w:tblPr>
@@ -6952,7 +6766,7 @@
       <w:spacing w:after="0" w:line="240" w:lineRule="auto"/>
     </w:pPr>
     <w:rPr>
-      <w:rFonts w:asciiTheme="majorHAnsi" w:eastAsiaTheme="majorEastAsia" w:hAnsiTheme="majorHAnsi" w:cstheme="majorBidi"/>
+      <w:rFonts/>
       <w:color w:val="000000" w:themeColor="text1"/>
     </w:rPr>
     <w:tblPr>
@@ -7080,7 +6894,7 @@
       <w:spacing w:after="0" w:line="240" w:lineRule="auto"/>
     </w:pPr>
     <w:rPr>
-      <w:rFonts w:asciiTheme="majorHAnsi" w:eastAsiaTheme="majorEastAsia" w:hAnsiTheme="majorHAnsi" w:cstheme="majorBidi"/>
+      <w:rFonts/>
       <w:color w:val="000000" w:themeColor="text1"/>
     </w:rPr>
     <w:tblPr>
@@ -7208,7 +7022,7 @@
       <w:spacing w:after="0" w:line="240" w:lineRule="auto"/>
     </w:pPr>
     <w:rPr>
-      <w:rFonts w:asciiTheme="majorHAnsi" w:eastAsiaTheme="majorEastAsia" w:hAnsiTheme="majorHAnsi" w:cstheme="majorBidi"/>
+      <w:rFonts/>
       <w:color w:val="000000" w:themeColor="text1"/>
     </w:rPr>
     <w:tblPr>
@@ -7336,7 +7150,7 @@
       <w:spacing w:after="0" w:line="240" w:lineRule="auto"/>
     </w:pPr>
     <w:rPr>
-      <w:rFonts w:asciiTheme="majorHAnsi" w:eastAsiaTheme="majorEastAsia" w:hAnsiTheme="majorHAnsi" w:cstheme="majorBidi"/>
+      <w:rFonts/>
       <w:color w:val="000000" w:themeColor="text1"/>
     </w:rPr>
     <w:tblPr>
@@ -7975,7 +7789,7 @@
       <w:spacing w:after="0" w:line="240" w:lineRule="auto"/>
     </w:pPr>
     <w:rPr>
-      <w:rFonts w:asciiTheme="majorHAnsi" w:eastAsiaTheme="majorEastAsia" w:hAnsiTheme="majorHAnsi" w:cstheme="majorBidi"/>
+      <w:rFonts/>
       <w:color w:val="000000" w:themeColor="text1"/>
     </w:rPr>
     <w:tblPr>
@@ -8100,7 +7914,7 @@
       <w:spacing w:after="0" w:line="240" w:lineRule="auto"/>
     </w:pPr>
     <w:rPr>
-      <w:rFonts w:asciiTheme="majorHAnsi" w:eastAsiaTheme="majorEastAsia" w:hAnsiTheme="majorHAnsi" w:cstheme="majorBidi"/>
+      <w:rFonts/>
       <w:color w:val="000000" w:themeColor="text1"/>
     </w:rPr>
     <w:tblPr>
@@ -8225,7 +8039,7 @@
       <w:spacing w:after="0" w:line="240" w:lineRule="auto"/>
     </w:pPr>
     <w:rPr>
-      <w:rFonts w:asciiTheme="majorHAnsi" w:eastAsiaTheme="majorEastAsia" w:hAnsiTheme="majorHAnsi" w:cstheme="majorBidi"/>
+      <w:rFonts/>
       <w:color w:val="000000" w:themeColor="text1"/>
     </w:rPr>
     <w:tblPr>
@@ -8350,7 +8164,7 @@
       <w:spacing w:after="0" w:line="240" w:lineRule="auto"/>
     </w:pPr>
     <w:rPr>
-      <w:rFonts w:asciiTheme="majorHAnsi" w:eastAsiaTheme="majorEastAsia" w:hAnsiTheme="majorHAnsi" w:cstheme="majorBidi"/>
+      <w:rFonts/>
       <w:color w:val="000000" w:themeColor="text1"/>
     </w:rPr>
     <w:tblPr>
@@ -8475,7 +8289,7 @@
       <w:spacing w:after="0" w:line="240" w:lineRule="auto"/>
     </w:pPr>
     <w:rPr>
-      <w:rFonts w:asciiTheme="majorHAnsi" w:eastAsiaTheme="majorEastAsia" w:hAnsiTheme="majorHAnsi" w:cstheme="majorBidi"/>
+      <w:rFonts/>
       <w:color w:val="000000" w:themeColor="text1"/>
     </w:rPr>
     <w:tblPr>
@@ -8600,7 +8414,7 @@
       <w:spacing w:after="0" w:line="240" w:lineRule="auto"/>
     </w:pPr>
     <w:rPr>
-      <w:rFonts w:asciiTheme="majorHAnsi" w:eastAsiaTheme="majorEastAsia" w:hAnsiTheme="majorHAnsi" w:cstheme="majorBidi"/>
+      <w:rFonts/>
       <w:color w:val="000000" w:themeColor="text1"/>
     </w:rPr>
     <w:tblPr>
@@ -8725,7 +8539,7 @@
       <w:spacing w:after="0" w:line="240" w:lineRule="auto"/>
     </w:pPr>
     <w:rPr>
-      <w:rFonts w:asciiTheme="majorHAnsi" w:eastAsiaTheme="majorEastAsia" w:hAnsiTheme="majorHAnsi" w:cstheme="majorBidi"/>
+      <w:rFonts/>
       <w:color w:val="000000" w:themeColor="text1"/>
     </w:rPr>
     <w:tblPr>
